--- a/docs/technical-assignment-gost34-forum.docx
+++ b/docs/technical-assignment-gost34-forum.docx
@@ -231,17 +231,8 @@
             </w:tcMar>
           </w:tcPr>
           <w:p>
-            <w:pPr>
-              <w:spacing w:before="0" w:after="40" w:line="252" w:lineRule="auto"/>
-            </w:pPr>
-            <w:r/>
             <w:r>
-              <w:rPr>
-                <w:rFonts w:ascii="Calibri" w:hAnsi="Calibri" w:cs="Calibri"/>
-                <w:b w:val="0"/>
-                <w:sz w:val="19"/>
-              </w:rPr>
-              <w:t>1.0</w:t>
+              <w:t>1.2</w:t>
             </w:r>
           </w:p>
         </w:tc>
@@ -285,17 +276,8 @@
             </w:tcMar>
           </w:tcPr>
           <w:p>
-            <w:pPr>
-              <w:spacing w:before="0" w:after="40" w:line="252" w:lineRule="auto"/>
-            </w:pPr>
-            <w:r/>
             <w:r>
-              <w:rPr>
-                <w:rFonts w:ascii="Calibri" w:hAnsi="Calibri" w:cs="Calibri"/>
-                <w:b w:val="0"/>
-                <w:sz w:val="19"/>
-              </w:rPr>
-              <w:t>04.07.2026</w:t>
+              <w:t>14.08.2026</w:t>
             </w:r>
           </w:p>
         </w:tc>
@@ -825,6 +807,90 @@
           </w:p>
         </w:tc>
       </w:tr>
+      <w:tr>
+        <w:tc>
+          <w:tcPr>
+            <w:tcW w:type="dxa" w:w="1152"/>
+          </w:tcPr>
+          <w:p>
+            <w:r>
+              <w:t>1.1</w:t>
+            </w:r>
+          </w:p>
+        </w:tc>
+        <w:tc>
+          <w:tcPr>
+            <w:tcW w:type="dxa" w:w="1440"/>
+          </w:tcPr>
+          <w:p>
+            <w:r>
+              <w:t>13.08.2026</w:t>
+            </w:r>
+          </w:p>
+        </w:tc>
+        <w:tc>
+          <w:tcPr>
+            <w:tcW w:type="dxa" w:w="4320"/>
+          </w:tcPr>
+          <w:p>
+            <w:r>
+              <w:t>Регистрация участников переведена на обязательную внешнюю идентификацию через Сбер ID и Контур.Диадок; ручная верификация регистрации исключена.</w:t>
+            </w:r>
+          </w:p>
+        </w:tc>
+        <w:tc>
+          <w:tcPr>
+            <w:tcW w:type="dxa" w:w="2592"/>
+          </w:tcPr>
+          <w:p>
+            <w:r>
+              <w:t>Уточнение Заказчика разработки.</w:t>
+            </w:r>
+          </w:p>
+        </w:tc>
+      </w:tr>
+      <w:tr>
+        <w:tc>
+          <w:tcPr>
+            <w:tcW w:type="dxa" w:w="1152"/>
+          </w:tcPr>
+          <w:p>
+            <w:r>
+              <w:t>1.2</w:t>
+            </w:r>
+          </w:p>
+        </w:tc>
+        <w:tc>
+          <w:tcPr>
+            <w:tcW w:type="dxa" w:w="1440"/>
+          </w:tcPr>
+          <w:p>
+            <w:r>
+              <w:t>14.08.2026</w:t>
+            </w:r>
+          </w:p>
+        </w:tc>
+        <w:tc>
+          <w:tcPr>
+            <w:tcW w:type="dxa" w:w="4320"/>
+          </w:tcPr>
+          <w:p>
+            <w:r>
+              <w:t>Вход и восстановление доступа участников закреплены через Сбер ID или Контур.Диадок; локальные пароли участников и их сброс исключены.</w:t>
+            </w:r>
+          </w:p>
+        </w:tc>
+        <w:tc>
+          <w:tcPr>
+            <w:tcW w:type="dxa" w:w="2592"/>
+          </w:tcPr>
+          <w:p>
+            <w:r>
+              <w:t>Уточнение Заказчика разработки.</w:t>
+            </w:r>
+          </w:p>
+        </w:tc>
+      </w:tr>
     </w:tbl>
     <w:p>
       <w:pPr>
@@ -983,7 +1049,7 @@
     <w:p>
       <w:pPr>
         <w:pStyle w:val="ListBullet"/>
-        <w:pageBreakBefore/>
+        <w:pageBreakBefore w:val="0"/>
         <w:spacing w:after="80" w:line="264" w:lineRule="auto"/>
       </w:pPr>
       <w:r>
@@ -996,7 +1062,7 @@
     <w:p>
       <w:pPr>
         <w:pStyle w:val="ListBullet"/>
-        <w:pageBreakBefore/>
+        <w:pageBreakBefore w:val="0"/>
         <w:spacing w:after="80" w:line="264" w:lineRule="auto"/>
       </w:pPr>
       <w:r>
@@ -1009,7 +1075,7 @@
     <w:p>
       <w:pPr>
         <w:pStyle w:val="ListBullet"/>
-        <w:pageBreakBefore/>
+        <w:pageBreakBefore w:val="0"/>
         <w:spacing w:after="80" w:line="264" w:lineRule="auto"/>
       </w:pPr>
       <w:r>
@@ -1023,6 +1089,7 @@
       <w:pPr>
         <w:pStyle w:val="Heading1"/>
         <w:keepNext/>
+        <w:pageBreakBefore/>
         <w:spacing w:before="320" w:after="120"/>
       </w:pPr>
       <w:r>
@@ -1062,7 +1129,7 @@
           <w:b w:val="0"/>
           <w:i w:val="0"/>
         </w:rPr>
-        <w:t>Полное наименование системы: автоматизированная система «Платформа FORUM для распределения заказов в строительной отрасли». Условное обозначение: FORUM. Система создается как русскоязычная responsive web-платформа для доверенного распределения строительных заказов, сформированных из смет, между верифицированными исполнителями.</w:t>
+        <w:t>Полное наименование системы: автоматизированная система «Платформа FORUM для распределения заказов в строительной отрасли». Условное обозначение: FORUM. Система создается как русскоязычная responsive web-платформа для доверенного распределения строительных заказов, сформированных из смет, между зарегистрированными после внешней идентификации исполнителями.</w:t>
       </w:r>
     </w:p>
     <w:p>
@@ -1364,14 +1431,15 @@
             <w:pPr>
               <w:spacing w:before="0" w:after="40" w:line="252" w:lineRule="auto"/>
             </w:pPr>
-            <w:r/>
+            <w:r>
+              <w:t>Юридическое лицо, ИП или физическое лицо, зарегистрированное после успешной идентификации через Сбер ID или Контур.Диадок, просматривающее доступные лоты и отправляющее структурированные предложения. Физические лица работают только с сервисными лотами.</w:t>
+            </w:r>
             <w:r>
               <w:rPr>
                 <w:rFonts w:ascii="Calibri" w:hAnsi="Calibri" w:cs="Calibri"/>
                 <w:b w:val="0"/>
                 <w:sz w:val="18"/>
               </w:rPr>
-              <w:t>Юридическое лицо, ИП или физическое лицо, проходящее верификацию, просматривающее доступные лоты и отправляющее структурированные предложения. Физические лица работают только с сервисными лотами.</w:t>
             </w:r>
           </w:p>
         </w:tc>
@@ -1418,14 +1486,15 @@
             <w:pPr>
               <w:spacing w:before="0" w:after="40" w:line="252" w:lineRule="auto"/>
             </w:pPr>
-            <w:r/>
+            <w:r>
+              <w:t>Сотрудник платформы, проверяющий лоты, отзывы и ответы на отзывы, а также управляющий шаблонами предложений. Модератор не рассматривает регистрацию участников.</w:t>
+            </w:r>
             <w:r>
               <w:rPr>
                 <w:rFonts w:ascii="Calibri" w:hAnsi="Calibri" w:cs="Calibri"/>
                 <w:b w:val="0"/>
                 <w:sz w:val="18"/>
               </w:rPr>
-              <w:t>Сотрудник платформы, проверяющий заказчиков, исполнителей, лоты, отзывы и ответы на отзывы, а также управляющий шаблонами предложений.</w:t>
             </w:r>
           </w:p>
         </w:tc>
@@ -1629,7 +1698,7 @@
           <w:b w:val="0"/>
           <w:i w:val="0"/>
         </w:rPr>
-        <w:t>Цель создания системы — автоматизировать доверенное распределение потребностей строительной сметы на модерируемые лоты, доступные только подходящим верифицированным исполнителям, и обеспечить сбор структурированных предложений с контролем приватности, истории действий и прозрачной приемкой результата.</w:t>
+        <w:t>Цель создания системы — автоматизировать доверенное распределение потребностей строительной сметы на модерируемые лоты, доступные только подходящим зарегистрированным исполнителям, и обеспечить сбор структурированных предложений с контролем приватности, истории действий и прозрачной приемкой результата.</w:t>
       </w:r>
     </w:p>
     <w:p>
@@ -1701,7 +1770,7 @@
         <w:rPr>
           <w:rFonts w:ascii="Calibri" w:hAnsi="Calibri" w:cs="Calibri"/>
         </w:rPr>
-        <w:t>Сформировать основу доверия: ручная верификация, аудит, отзывы после состоявшейся сделки, избранное и черный список.</w:t>
+        <w:t>Сформировать основу доверия: обязательная внешняя идентификация при регистрации, аудит, отзывы после состоявшейся сделки, избранное и черный список.</w:t>
       </w:r>
     </w:p>
     <w:p>
@@ -1745,7 +1814,7 @@
           <w:b w:val="0"/>
           <w:i w:val="0"/>
         </w:rPr>
-        <w:t>Для исполнителей система служит закрытым каналом доступа к релевантным строительным лотам после верификации. Для команды платформы система служит рабочим местом модерации, управления справочниками, шаблонами предложений, аудитом и операционной аналитикой.</w:t>
+        <w:t>Для исполнителей система служит закрытым каналом доступа к релевантным строительным лотам после регистрации на основании внешней идентификации. Для команды платформы система служит рабочим местом модерации контента, управления справочниками, шаблонами предложений, аудитом и операционной аналитикой.</w:t>
       </w:r>
     </w:p>
     <w:p>
@@ -2296,7 +2365,7 @@
         <w:rPr>
           <w:rFonts w:ascii="Calibri" w:hAnsi="Calibri" w:cs="Calibri"/>
         </w:rPr>
-        <w:t>Участники проходят ручную верификацию до доступа к ключевой функциональности. Самостоятельный немодерируемый доступ к лотам не допускается.</w:t>
+        <w:t>Аккаунт участника создается только после успешной внешней идентификации через Сбер ID для физического лица либо Контур.Диадок для юридического лица или ИП. Ручная верификация и модерация регистрации участников не выполняются; отдельный внутренний статус верификации не создается.</w:t>
       </w:r>
     </w:p>
     <w:p>
@@ -3038,7 +3107,7 @@
                 <w:b w:val="0"/>
                 <w:sz w:val="18"/>
               </w:rPr>
-              <w:t>Регистрация, вход, email-подтверждение, восстановление пароля, роли, приглашения, деактивация пользователей.</w:t>
+              <w:t>Регистрация, вход и восстановление доступа через Сбер ID или Контур.Диадок, email-подтверждение, роли, приглашения и деактивация пользователей.</w:t>
             </w:r>
           </w:p>
         </w:tc>
@@ -3059,14 +3128,15 @@
             <w:pPr>
               <w:spacing w:before="0" w:after="40" w:line="252" w:lineRule="auto"/>
             </w:pPr>
-            <w:r/>
+            <w:r>
+              <w:t>Внешняя идентификация и модерация контента</w:t>
+            </w:r>
             <w:r>
               <w:rPr>
                 <w:rFonts w:ascii="Calibri" w:hAnsi="Calibri" w:cs="Calibri"/>
                 <w:b w:val="0"/>
                 <w:sz w:val="18"/>
               </w:rPr>
-              <w:t>Верификация и модерация</w:t>
             </w:r>
           </w:p>
         </w:tc>
@@ -3085,14 +3155,15 @@
             <w:pPr>
               <w:spacing w:before="0" w:after="40" w:line="252" w:lineRule="auto"/>
             </w:pPr>
-            <w:r/>
+            <w:r>
+              <w:t>Внешняя идентификация при регистрации; модерация лотов, отзывов, ответов на отзывы и заявок на смену администратора организации. Ручная проверка регистрации участников не выполняется.</w:t>
+            </w:r>
             <w:r>
               <w:rPr>
                 <w:rFonts w:ascii="Calibri" w:hAnsi="Calibri" w:cs="Calibri"/>
                 <w:b w:val="0"/>
                 <w:sz w:val="18"/>
               </w:rPr>
-              <w:t>Проверка заказчиков, исполнителей, лотов, отзывов, ответов на отзывы и заявок на смену администратора организации.</w:t>
             </w:r>
           </w:p>
         </w:tc>
@@ -3546,7 +3617,7 @@
         <w:rPr>
           <w:rFonts w:ascii="Calibri" w:hAnsi="Calibri" w:cs="Calibri"/>
         </w:rPr>
-        <w:t>Система должна поддерживать восстановление пароля через подтвержденный email.</w:t>
+        <w:t>Система должна требовать подтверждения email. Для участников вход и восстановление доступа выполняются через Сбер ID или Контур.Диадок; локальный пароль участника в Системе не создается и не хранится.</w:t>
       </w:r>
     </w:p>
     <w:p>
@@ -3586,7 +3657,7 @@
           <w:color w:val="1F4D78"/>
           <w:sz w:val="24"/>
         </w:rPr>
-        <w:t>4.2.2 Верификация и модерация</w:t>
+        <w:t>4.2.2 Внешняя идентификация и модерация контента</w:t>
       </w:r>
     </w:p>
     <w:p>
@@ -3598,7 +3669,7 @@
         <w:rPr>
           <w:rFonts w:ascii="Calibri" w:hAnsi="Calibri" w:cs="Calibri"/>
         </w:rPr>
-        <w:t>После регистрации заказчики и исполнители должны проходить ручную верификацию модератором. До верификации доступ к ключевым рабочим сценариям запрещается.</w:t>
+        <w:t>Аккаунт физического лица создается только после успешной идентификации через Сбер ID, а аккаунт юридического лица или ИП — после успешной идентификации пользователя и организации через Контур.Диадок. После успешной регистрации участник получает доступ к функциям своей роли без решения модератора.</w:t>
       </w:r>
     </w:p>
     <w:p>
@@ -3634,7 +3705,7 @@
         <w:rPr>
           <w:rFonts w:ascii="Calibri" w:hAnsi="Calibri" w:cs="Calibri"/>
         </w:rPr>
-        <w:t>Отклонение верификации, лота или отзыва должно содержать причину из справочника и комментарий модератора.</w:t>
+        <w:t>Отклонение лота, отзыва или ответа на отзыв должно содержать причину из справочника и комментарий модератора.</w:t>
       </w:r>
     </w:p>
     <w:p>
@@ -4214,7 +4285,7 @@
         <w:rPr>
           <w:rFonts w:ascii="Calibri" w:hAnsi="Calibri" w:cs="Calibri"/>
         </w:rPr>
-        <w:t>В кабинетах модератора и администратора должны быть очереди и метрики: верификации, модерации, опубликованные и открытые лоты, предложения, лоты без предложений, зарегистрированные заказчики и исполнители, исполнители по категориям работ, среднее время модерации.</w:t>
+        <w:t>В кабинетах модератора и администратора должны быть очереди и метрики: лоты, отзывы и ответы на модерации, опубликованные и открытые лоты, предложения, лоты без предложений, зарегистрированные заказчики и исполнители, исполнители по категориям работ, среднее время модерации контента.</w:t>
       </w:r>
     </w:p>
     <w:p>
@@ -4290,7 +4361,7 @@
         <w:rPr>
           <w:rFonts w:ascii="Calibri" w:hAnsi="Calibri" w:cs="Calibri"/>
         </w:rPr>
-        <w:t>Система должна вести аудит ключевых действий: верификация, модерация, публикация и отклонение лотов, изменение лотов, отправка предложений, выбор победителя, раскрытие контактов, подтверждение сделки, отзывы, ответы, ограничения участников и деактивация пользователей.</w:t>
+        <w:t>Система должна вести аудит ключевых действий: внешняя идентификация и регистрация, модерация, публикация и отклонение лотов, изменение лотов, отправка предложений, выбор победителя, раскрытие контактов, подтверждение сделки, отзывы, ответы, ограничения участников и деактивация пользователей.</w:t>
       </w:r>
     </w:p>
     <w:p>
@@ -4743,7 +4814,7 @@
         <w:rPr>
           <w:rFonts w:ascii="Calibri" w:hAnsi="Calibri" w:cs="Calibri"/>
         </w:rPr>
-        <w:t>Пароли должны храниться только в виде безопасных хешей с современными параметрами, соответствующими актуальным рекомендациям OWASP.</w:t>
+        <w:t>Локальные пароли допускаются только для вручную созданных учетных записей команды платформы и должны храниться в виде безопасных хешей с современными параметрами, соответствующими актуальным рекомендациям OWASP. Для учетных записей участников локальные пароли не используются.</w:t>
       </w:r>
     </w:p>
     <w:p>
@@ -4919,7 +4990,7 @@
         <w:rPr>
           <w:rFonts w:ascii="Calibri" w:hAnsi="Calibri" w:cs="Calibri"/>
         </w:rPr>
-        <w:t>Публичная часть должна включать главную страницу, раздельную регистрацию заказчика и исполнителя, вход, восстановление пароля, подтверждение email, пользовательское соглашение, политику конфиденциальности и контакты.</w:t>
+        <w:t>Публичная часть должна включать главную страницу, раздельную регистрацию заказчика и исполнителя, вход через Сбер ID или Контур.Диадок, подтверждение email, пользовательское соглашение, политику конфиденциальности и контакты.</w:t>
       </w:r>
     </w:p>
     <w:p>
@@ -5713,7 +5784,7 @@
                 <w:b w:val="0"/>
                 <w:sz w:val="17"/>
               </w:rPr>
-              <w:t>Регистрация, email, пароль, роли, организации, приглашения, деактивация, серверные политики доступа.</w:t>
+              <w:t>Регистрация, вход и восстановление доступа через Сбер ID и Контур.Диадок, email, роли, организации, приглашения, деактивация и серверные политики доступа.</w:t>
             </w:r>
           </w:p>
         </w:tc>
@@ -5842,7 +5913,7 @@
               <w:spacing w:before="0" w:after="40" w:line="252" w:lineRule="auto"/>
             </w:pPr>
             <w:r>
-              <w:t>Верификация, модерация, справочники и шаблоны предложений</w:t>
+              <w:t>Модерация контента, справочники и шаблоны предложений</w:t>
             </w:r>
             <w:r>
               <w:rPr>
@@ -5868,14 +5939,15 @@
             <w:pPr>
               <w:spacing w:before="0" w:after="40" w:line="252" w:lineRule="auto"/>
             </w:pPr>
-            <w:r/>
+            <w:r>
+              <w:t>Модерация лотов, отзывов и ответов, справочники, причины отклонения, шаблоны предложений.</w:t>
+            </w:r>
             <w:r>
               <w:rPr>
                 <w:rFonts w:ascii="Calibri" w:hAnsi="Calibri" w:cs="Calibri"/>
                 <w:b w:val="0"/>
                 <w:sz w:val="17"/>
               </w:rPr>
-              <w:t>Верификация, модерация, справочники, причины отклонения, шаблоны предложений.</w:t>
             </w:r>
           </w:p>
         </w:tc>
@@ -6539,7 +6611,7 @@
         <w:rPr>
           <w:rFonts w:ascii="Calibri" w:hAnsi="Calibri" w:cs="Calibri"/>
         </w:rPr>
-        <w:t>Реализовать верификацию, модерацию, справочники и шаблоны предложений.</w:t>
+        <w:t>Реализовать интеграции внешней идентификации, модерацию контента, справочники и шаблоны предложений.</w:t>
       </w:r>
     </w:p>
     <w:p>
@@ -6802,7 +6874,7 @@
                 <w:b w:val="0"/>
                 <w:sz w:val="18"/>
               </w:rPr>
-              <w:t>Доменная логика, статусы, роли, пароли, файлы, сопоставление, ограничения предложений, отзывы, аналитические расчеты.</w:t>
+              <w:t>Доменная логика, статусы, роли, внешняя авторизация, сессии, локальные учетные данные команды платформы, файлы, сопоставление, ограничения предложений, отзывы и аналитические расчеты.</w:t>
             </w:r>
           </w:p>
         </w:tc>
@@ -6849,14 +6921,15 @@
             <w:pPr>
               <w:spacing w:before="0" w:after="40" w:line="252" w:lineRule="auto"/>
             </w:pPr>
-            <w:r/>
+            <w:r>
+              <w:t>Регистрация через Сбер ID и Контур.Диадок без ручной проверки участника, импорт сметы, модерация лотов, публикация, видимость, предложения, комментарии, выбор победителя, раскрытие контактов.</w:t>
+            </w:r>
             <w:r>
               <w:rPr>
                 <w:rFonts w:ascii="Calibri" w:hAnsi="Calibri" w:cs="Calibri"/>
                 <w:b w:val="0"/>
                 <w:sz w:val="18"/>
               </w:rPr>
-              <w:t>Регистрация, верификация, импорт сметы, модерация лотов, публикация, видимость, предложения, комментарии, выбор победителя, раскрытие контактов.</w:t>
             </w:r>
           </w:p>
         </w:tc>
@@ -7058,7 +7131,7 @@
         <w:rPr>
           <w:rFonts w:ascii="Calibri" w:hAnsi="Calibri" w:cs="Calibri"/>
         </w:rPr>
-        <w:t>Заказчик регистрируется, подтверждает email, проходит модерацию и получает доступ к кабинету.</w:t>
+        <w:t>Заказчик успешно идентифицируется через Контур.Диадок, регистрируется и получает доступ к кабинету без ручного решения модератора.</w:t>
       </w:r>
     </w:p>
     <w:p>
@@ -7074,7 +7147,23 @@
         <w:rPr>
           <w:rFonts w:ascii="Calibri" w:hAnsi="Calibri" w:cs="Calibri"/>
         </w:rPr>
-        <w:t>Исполнитель регистрируется, заполняет профиль предложений, проходит модерацию и видит только подходящие лоты.</w:t>
+        <w:t>Исполнитель успешно идентифицируется через Сбер ID либо Контур.Диадок, регистрируется, заполняет профиль предложений и видит только подходящие лоты без ручной модерации регистрации.</w:t>
+      </w:r>
+    </w:p>
+    <w:p>
+      <w:pPr>
+        <w:pStyle w:val="ListNumber"/>
+        <w:spacing w:after="80" w:line="264" w:lineRule="auto"/>
+        <w:numPr>
+          <w:ilvl w:val="0"/>
+          <w:numId w:val="11"/>
+        </w:numPr>
+      </w:pPr>
+      <w:r>
+        <w:rPr>
+          <w:rFonts w:ascii="Calibri" w:hAnsi="Calibri" w:cs="Calibri"/>
+        </w:rPr>
+        <w:t>Участник, утративший доступ, восстанавливает его через соответствующего внешнего провайдера; Система не выдает участнику ссылку для сброса локального пароля.</w:t>
       </w:r>
     </w:p>
     <w:p>
@@ -7865,7 +7954,7 @@
         <w:rPr>
           <w:rFonts w:ascii="Calibri" w:hAnsi="Calibri" w:cs="Calibri"/>
         </w:rPr>
-        <w:t>Инструкция модератора по верификации, модерации лотов, отзывов и ответов.</w:t>
+        <w:t>Инструкция модератора по модерации лотов, отзывов и ответов; регистрация участников в обязанности модератора не входит.</w:t>
       </w:r>
     </w:p>
     <w:p>
@@ -8956,7 +9045,7 @@
                 <w:b w:val="0"/>
                 <w:sz w:val="16"/>
               </w:rPr>
-              <w:t>Регистрация, email, пароль, организации, администраторы, приглашения, деактивация.</w:t>
+              <w:t>Регистрация, вход и восстановление доступа через Сбер ID или Контур.Диадок, email, организации, администраторы, приглашения и деактивация.</w:t>
             </w:r>
           </w:p>
         </w:tc>
@@ -9009,7 +9098,7 @@
                 <w:b w:val="0"/>
                 <w:sz w:val="16"/>
               </w:rPr>
-              <w:t>Сценарии регистрации и приглашений проходят; неавторизованный доступ запрещен.</w:t>
+              <w:t>Аккаунт создается только после успешной внешней идентификации; участник входит и восстанавливает доступ через внешнего провайдера; локальный пароль участника отсутствует.</w:t>
             </w:r>
           </w:p>
         </w:tc>
@@ -9056,14 +9145,15 @@
             <w:pPr>
               <w:spacing w:before="0" w:after="40" w:line="252" w:lineRule="auto"/>
             </w:pPr>
-            <w:r/>
+            <w:r>
+              <w:t>Отсутствие ручной верификации и модерации регистрации участников.</w:t>
+            </w:r>
             <w:r>
               <w:rPr>
                 <w:rFonts w:ascii="Calibri" w:hAnsi="Calibri" w:cs="Calibri"/>
                 <w:b w:val="0"/>
                 <w:sz w:val="16"/>
               </w:rPr>
-              <w:t>Ручная верификация заказчиков и исполнителей.</w:t>
             </w:r>
           </w:p>
         </w:tc>
@@ -9109,14 +9199,15 @@
             <w:pPr>
               <w:spacing w:before="0" w:after="40" w:line="252" w:lineRule="auto"/>
             </w:pPr>
-            <w:r/>
+            <w:r>
+              <w:t>После успешной регистрации участник получает доступ к функциям своей роли без решения модератора; внутреннего статуса верификации нет.</w:t>
+            </w:r>
             <w:r>
               <w:rPr>
                 <w:rFonts w:ascii="Calibri" w:hAnsi="Calibri" w:cs="Calibri"/>
                 <w:b w:val="0"/>
                 <w:sz w:val="16"/>
               </w:rPr>
-              <w:t>Без модерации участник не получает доступ к рабочим сценариям.</w:t>
             </w:r>
           </w:p>
         </w:tc>
@@ -11608,7 +11699,7 @@
         <w:rPr>
           <w:rFonts w:ascii="Calibri" w:hAnsi="Calibri" w:cs="Calibri"/>
         </w:rPr>
-        <w:t>Интеграции с 1С, CRM, государственными закупочными площадками и внешними юридическими сервисами.</w:t>
+        <w:t>Интеграции с 1С, CRM, государственными закупочными площадками и внешними юридическими сервисами, кроме Сбер ID и Контур.Диадок для регистрации и авторизации.</w:t>
       </w:r>
     </w:p>
     <w:p>
@@ -12391,14 +12482,15 @@
             <w:pPr>
               <w:spacing w:before="0" w:after="40" w:line="252" w:lineRule="auto"/>
             </w:pPr>
-            <w:r/>
+            <w:r>
+              <w:t>Сотрудник платформы, выполняющий ручную модерацию лотов, отзывов, ответов и шаблонов; регистрацию участников не рассматривает.</w:t>
+            </w:r>
             <w:r>
               <w:rPr>
                 <w:rFonts w:ascii="Calibri" w:hAnsi="Calibri" w:cs="Calibri"/>
                 <w:b w:val="0"/>
                 <w:sz w:val="18"/>
               </w:rPr>
-              <w:t>Сотрудник платформы, выполняющий ручные проверки участников, лотов, отзывов и шаблонов.</w:t>
             </w:r>
           </w:p>
         </w:tc>
